--- a/smartpark/report_assets/SmartPark_Report.docx
+++ b/smartpark/report_assets/SmartPark_Report.docx
@@ -1994,6 +1994,134 @@
       </w:r>
     </w:p>
     <w:p>
+      <w:pPr>
+        <w:pStyle w:val="Heading2"/>
+      </w:pPr>
+      <w:r>
+        <w:rPr>
+          <w:color w:val="18181B"/>
+        </w:rPr>
+        <w:t>5.1 Real-Photo Generalization Test (Qualitative)</w:t>
+      </w:r>
+    </w:p>
+    <w:p>
+      <w:r>
+        <w:t>The detector above is trained only on synthetic data. To honestly check how it behaves outside that distribution, it was run on 115 real, full-scene photographs from CNRPark-EXT (real_photo_test.py streams a small partial download of the public CNR-EXT_FULL_IMAGE_1000x750 release -- no full 450MB archive needed, just enough bytes to extract several dozen complete JPEGs). CNRPark-EXT is a meaningfully different domain from this project's synthetic data: a steep angled real camera, no painted spot boundary lines, natural lighting, shadows, and background clutter (trees, other vehicles in transit, signage).</w:t>
+      </w:r>
+    </w:p>
+    <w:p>
+      <w:r>
+        <w:t>No ground truth is available for these particular images (CNRPark-EXT's public release ships labels for pre-cropped patches, not bounding boxes for the full-scene images), so this is a qualitative check, not a quantitative mAP figure -- and it is a materially different, harder question than Section 3.2's real-data classifier result, which only had to classify a pre-cropped, pre-located spot, not find one from scratch in a completely unfamiliar layout.</w:t>
+      </w:r>
+    </w:p>
+    <w:p>
+      <w:pPr>
+        <w:jc w:val="center"/>
+      </w:pPr>
+      <w:r>
+        <w:drawing>
+          <wp:inline xmlns:a="http://schemas.openxmlformats.org/drawingml/2006/main" xmlns:pic="http://schemas.openxmlformats.org/drawingml/2006/picture">
+            <wp:extent cx="4572000" cy="3429000"/>
+            <wp:docPr id="9" name="Picture 9"/>
+            <wp:cNvGraphicFramePr>
+              <a:graphicFrameLocks noChangeAspect="1"/>
+            </wp:cNvGraphicFramePr>
+            <a:graphic>
+              <a:graphicData uri="http://schemas.openxmlformats.org/drawingml/2006/picture">
+                <pic:pic>
+                  <pic:nvPicPr>
+                    <pic:cNvPr id="0" name="example_1.jpg"/>
+                    <pic:cNvPicPr/>
+                  </pic:nvPicPr>
+                  <pic:blipFill>
+                    <a:blip r:embed="rId17"/>
+                    <a:stretch>
+                      <a:fillRect/>
+                    </a:stretch>
+                  </pic:blipFill>
+                  <pic:spPr>
+                    <a:xfrm>
+                      <a:off x="0" y="0"/>
+                      <a:ext cx="4572000" cy="3429000"/>
+                    </a:xfrm>
+                    <a:prstGeom prst="rect"/>
+                  </pic:spPr>
+                </pic:pic>
+              </a:graphicData>
+            </a:graphic>
+          </wp:inline>
+        </w:drawing>
+      </w:r>
+    </w:p>
+    <w:p>
+      <w:pPr>
+        <w:jc w:val="center"/>
+      </w:pPr>
+      <w:r>
+        <w:rPr>
+          <w:i/>
+          <w:sz w:val="18"/>
+        </w:rPr>
+        <w:t>Figure: real CNRPark-EXT photo, detector output. Boxes loosely cluster around real cars, but several vehicles are missed and box shapes are imprecise (some are unnaturally tall/narrow).</w:t>
+      </w:r>
+    </w:p>
+    <w:p>
+      <w:pPr>
+        <w:jc w:val="center"/>
+      </w:pPr>
+      <w:r>
+        <w:drawing>
+          <wp:inline xmlns:a="http://schemas.openxmlformats.org/drawingml/2006/main" xmlns:pic="http://schemas.openxmlformats.org/drawingml/2006/picture">
+            <wp:extent cx="4572000" cy="3429000"/>
+            <wp:docPr id="10" name="Picture 10"/>
+            <wp:cNvGraphicFramePr>
+              <a:graphicFrameLocks noChangeAspect="1"/>
+            </wp:cNvGraphicFramePr>
+            <a:graphic>
+              <a:graphicData uri="http://schemas.openxmlformats.org/drawingml/2006/picture">
+                <pic:pic>
+                  <pic:nvPicPr>
+                    <pic:cNvPr id="0" name="example_2.jpg"/>
+                    <pic:cNvPicPr/>
+                  </pic:nvPicPr>
+                  <pic:blipFill>
+                    <a:blip r:embed="rId18"/>
+                    <a:stretch>
+                      <a:fillRect/>
+                    </a:stretch>
+                  </pic:blipFill>
+                  <pic:spPr>
+                    <a:xfrm>
+                      <a:off x="0" y="0"/>
+                      <a:ext cx="4572000" cy="3429000"/>
+                    </a:xfrm>
+                    <a:prstGeom prst="rect"/>
+                  </pic:spPr>
+                </pic:pic>
+              </a:graphicData>
+            </a:graphic>
+          </wp:inline>
+        </w:drawing>
+      </w:r>
+    </w:p>
+    <w:p>
+      <w:pPr>
+        <w:jc w:val="center"/>
+      </w:pPr>
+      <w:r>
+        <w:rPr>
+          <w:i/>
+          <w:sz w:val="18"/>
+        </w:rPr>
+        <w:t>Figure: a busier real lot -- only 4 large, imprecise boxes for dozens of visible cars. Every detection here was classified occupied_spot; empty_spot essentially never fires on these photos, since there are no painted empty bays for it to recognize in this camera's view.</w:t>
+      </w:r>
+    </w:p>
+    <w:p>
+      <w:r>
+        <w:t>Takeaway: the detector carries over a coarse "there is a cluster of cars roughly here" signal, but not reliable per-spot localization or the empty_spot concept, in a domain this different from training. This is consistent with (and about as severe as) this project's own earlier finding for the classifier pipeline: a 5-image pilot test on CNRPark-EXT scored only 2/5 (40%) despite 97%+ accuracy on PKLot. The common thread across both pipelines is that this project's real-data validation (PKLot) and its cross-domain test (CNRPark-EXT) are two different camera setups with different marking conventions -- neither pipeline has yet been trained on data resembling CNRPark-EXT specifically.</w:t>
+      </w:r>
+    </w:p>
+    <w:p>
       <w:r>
         <w:br w:type="page"/>
       </w:r>
@@ -2538,6 +2666,14 @@
     </w:p>
     <w:p>
       <w:pPr>
+        <w:pStyle w:val="ListBullet"/>
+      </w:pPr>
+      <w:r>
+        <w:t>The real-photo generalization test (Section 5.1) confirmed a genuine domain gap rather than assuming one existed: on real CNRPark-EXT photos (a steeper camera angle, no painted lines) the detector finds a rough cluster of real cars but misses most vehicles and never recognizes an empty_spot. This mirrors this project's own earlier 40% cross-domain result for the classifier pipeline on the same dataset -- a consistent signal that PKLot-style training data does not automatically transfer to a differently-marked, differently-angled real lot.</w:t>
+      </w:r>
+    </w:p>
+    <w:p>
+      <w:pPr>
         <w:pStyle w:val="Heading2"/>
       </w:pPr>
       <w:r>
@@ -2572,6 +2708,14 @@
       </w:r>
     </w:p>
     <w:p>
+      <w:pPr>
+        <w:pStyle w:val="ListBullet"/>
+      </w:pPr>
+      <w:r>
+        <w:t>Fine-tune (not just synthetically train) the detector on real photos from the target deployment camera(s) before trusting it there -- the CNRPark-EXT test shows the coarse "cars roughly here" signal transfers, but precise per-spot localization and the empty_spot class do not, without seeing that camera's actual layout during training.</w:t>
+      </w:r>
+    </w:p>
+    <w:p>
       <w:r>
         <w:br w:type="page"/>
       </w:r>
@@ -2589,7 +2733,7 @@
     </w:p>
     <w:p>
       <w:r>
-        <w:t>This project delivers a working object detector, trained from scratch, that finds and classifies parking spots as "empty_spot" or "occupied_spot" directly in full, uncalibrated lot photos, reaching 98.71% mAP@0.5 on held-out synthetic validation data -- clearing a majority-class baseline (53.3%) and this project's own earlier classic-CV heuristic (82.7%) by a wide margin. A second, complementary pipeline (occupancy classifier + geometric misparking check), separately validated on real PKLot photographs at 97.04% accuracy in an earlier session, remains available for cameras with known, calibrated spot boundaries. Both are served live through a Flask REST API and a browser demo that accepts an uploaded photo of any parking lot. The main open item before treating this as production-ready is validating the detector itself (not just the classifier) against real, non-synthetic photographs.</w:t>
+        <w:t>This project delivers a working object detector, trained from scratch, that finds and classifies parking spots as "empty_spot" or "occupied_spot" directly in full, uncalibrated lot photos, reaching 98.71% mAP@0.5 on held-out synthetic validation data -- clearing a majority-class baseline (53.3%) and this project's own earlier classic-CV heuristic (82.7%) by a wide margin. A second, complementary pipeline (occupancy classifier + geometric misparking check), separately validated on real PKLot photographs at 97.04% accuracy in an earlier session, remains available for cameras with known, calibrated spot boundaries. Both are served live through a Flask REST API and a browser demo that accepts an uploaded photo of any parking lot. A qualitative test on 115 real CNRPark-EXT photos (Section 5.1) shows the detector carries over a coarse signal to real images but does not yet generalize precisely to a camera angle and marking style it has never seen -- fine-tuning on photos from the actual target camera(s) is the clear next step before production deployment, not an unexamined unknown.</w:t>
       </w:r>
     </w:p>
     <w:p>

--- a/smartpark/report_assets/SmartPark_Report.docx
+++ b/smartpark/report_assets/SmartPark_Report.docx
@@ -620,6 +620,48 @@
           </w:p>
         </w:tc>
       </w:tr>
+      <w:tr>
+        <w:tc>
+          <w:tcPr>
+            <w:tcW w:type="dxa" w:w="2160"/>
+          </w:tcPr>
+          <w:p>
+            <w:r>
+              <w:t>Sprint 5</w:t>
+            </w:r>
+          </w:p>
+        </w:tc>
+        <w:tc>
+          <w:tcPr>
+            <w:tcW w:type="dxa" w:w="2160"/>
+          </w:tcPr>
+          <w:p>
+            <w:r>
+              <w:t>Jul 21</w:t>
+            </w:r>
+          </w:p>
+        </w:tc>
+        <w:tc>
+          <w:tcPr>
+            <w:tcW w:type="dxa" w:w="2160"/>
+          </w:tcPr>
+          <w:p>
+            <w:r>
+              <w:t>Real-data closure</w:t>
+            </w:r>
+          </w:p>
+        </w:tc>
+        <w:tc>
+          <w:tcPr>
+            <w:tcW w:type="dxa" w:w="2160"/>
+          </w:tcPr>
+          <w:p>
+            <w:r>
+              <w:t>Recovered the raw PKLot COCO export, fine-tuned the detector on real bounding boxes (47.71% mAP, Section 5.2) and retrained the classifier checkpoint (98.69% val accuracy) -- closing the real-data validation gap flagged as the main open item</w:t>
+            </w:r>
+          </w:p>
+        </w:tc>
+      </w:tr>
     </w:tbl>
     <w:p>
       <w:pPr>
@@ -894,15 +936,7 @@
     </w:p>
     <w:p>
       <w:r>
-        <w:t>The per-spot CNN classifier was trained on 600 cropped 64×64 spot patches (330 occupied / 270 empty) from an earlier, smaller synthetic run for a fast sanity check (97.5% validation accuracy), then separately retrained on real data: a COCO-format PKLot export via Roboflow (1,242 real lot photographs, 70,684 individually labeled real parking spaces), converted to 36,584 empty / 34,100 occupied 64×64 crops via convert_coco_to_crops.py, reaching 97.04% validation accuracy -- consistent with published PKLot/CNRPark-EXT results.</w:t>
-      </w:r>
-    </w:p>
-    <w:p>
-      <w:r>
-        <w:rPr>
-          <w:i/>
-        </w:rPr>
-        <w:t>Environment note: that specific real-data model checkpoint was trained in an earlier session and is not currently loadable after a TensorFlow/Keras version upgrade in this environment; the raw PKLot source images are also no longer present locally to redo the run today. The 97.04% figure is the genuine, previously-recorded result (see trained_model_real/training_report.txt), reported here as a historical result rather than something re-verified in this session.</w:t>
+        <w:t>The per-spot CNN classifier was trained on 600 cropped 64×64 spot patches (330 occupied / 270 empty) from an earlier, smaller synthetic run for a fast sanity check (97.5% validation accuracy), then separately trained on real data: a COCO-format PKLot export via Roboflow (1,242 real lot photographs, 70,684 individually labeled real parking spaces), converted to 36,584 empty / 34,100 occupied 64×64 crops via convert_coco_to_crops.py, reaching 98.69% validation accuracy after 12 epochs -- consistent with (and slightly ahead of) published PKLot/CNRPark-EXT results. The same 1,242-image real export (obtained directly from the source this time, not a derived crop set) is also what Section 5.2 uses to fine-tune the object detector on real bounding boxes.</w:t>
       </w:r>
     </w:p>
     <w:p>
@@ -2001,7 +2035,7 @@
         <w:rPr>
           <w:color w:val="18181B"/>
         </w:rPr>
-        <w:t>5.1 Real-Photo Generalization Test (Qualitative)</w:t>
+        <w:t>5.1 Cross-Domain Generalization Test (Qualitative, CNRPark-EXT)</w:t>
       </w:r>
     </w:p>
     <w:p>
@@ -2118,7 +2152,519 @@
     </w:p>
     <w:p>
       <w:r>
-        <w:t>Takeaway: the detector carries over a coarse "there is a cluster of cars roughly here" signal, but not reliable per-spot localization or the empty_spot concept, in a domain this different from training. This is consistent with (and about as severe as) this project's own earlier finding for the classifier pipeline: a 5-image pilot test on CNRPark-EXT scored only 2/5 (40%) despite 97%+ accuracy on PKLot. The common thread across both pipelines is that this project's real-data validation (PKLot) and its cross-domain test (CNRPark-EXT) are two different camera setups with different marking conventions -- neither pipeline has yet been trained on data resembling CNRPark-EXT specifically.</w:t>
+        <w:t>Takeaway: the detector carries over a coarse "there is a cluster of cars roughly here" signal, but not reliable per-spot localization or the empty_spot concept, in a domain this different from training. This is consistent with (and about as severe as) this project's own earlier finding for the classifier pipeline: a 5-image pilot test on CNRPark-EXT scored only 2/5 (40%) despite 97%+ accuracy on PKLot. This is a genuinely different, harder test than Section 5.2 below: CNRPark-EXT is an unfamiliar camera angle with no painted lines at all, not just a new set of real photos.</w:t>
+      </w:r>
+    </w:p>
+    <w:p>
+      <w:pPr>
+        <w:pStyle w:val="Heading2"/>
+      </w:pPr>
+      <w:r>
+        <w:rPr>
+          <w:color w:val="18181B"/>
+        </w:rPr>
+        <w:t>5.2 Real-Data Fine-Tuning (PKLot)</w:t>
+      </w:r>
+    </w:p>
+    <w:p>
+      <w:r>
+        <w:t>A materially different question from Section 5.1: what happens if the detector is actually fine-tuned on real photos from a domain resembling its training data (painted spot lines, a similar top-down-ish angle), rather than dropped zero-shot into a totally unfamiliar camera? The synthetic-trained checkpoint was fine-tuned (train_detector.py --resume_from, 25 epochs, lr=1e-4) on the same real PKLot COCO export used for the classifier (Section 3.2): 1,242 real lot photographs, 70,684 labeled real parking spaces, an 85/15 train/val split (1,056 / 186 images).</w:t>
+      </w:r>
+    </w:p>
+    <w:p>
+      <w:r>
+        <w:t>Real PKLot lots are considerably denser than this project's synthetic layouts -- an average of ~57 labeled spaces per image, versus ~15 for the synthetic dataset. At the same 16x16 grid resolution used throughout, this pushes the one-box-per-cell collision rate up sharply: 28.2% of real ground-truth boxes shared a cell with another box and were dropped during training (versus 0.27% on synthetic data, Section 6.1). That alone caps the best possible recall at roughly 72%, regardless of how well the model learns.</w:t>
+      </w:r>
+    </w:p>
+    <w:p>
+      <w:pPr>
+        <w:jc w:val="center"/>
+      </w:pPr>
+      <w:r>
+        <w:drawing>
+          <wp:inline xmlns:a="http://schemas.openxmlformats.org/drawingml/2006/main" xmlns:pic="http://schemas.openxmlformats.org/drawingml/2006/picture">
+            <wp:extent cx="5029200" cy="3352800"/>
+            <wp:docPr id="11" name="Picture 11"/>
+            <wp:cNvGraphicFramePr>
+              <a:graphicFrameLocks noChangeAspect="1"/>
+            </wp:cNvGraphicFramePr>
+            <a:graphic>
+              <a:graphicData uri="http://schemas.openxmlformats.org/drawingml/2006/picture">
+                <pic:pic>
+                  <pic:nvPicPr>
+                    <pic:cNvPr id="0" name="training_curve.png"/>
+                    <pic:cNvPicPr/>
+                  </pic:nvPicPr>
+                  <pic:blipFill>
+                    <a:blip r:embed="rId19"/>
+                    <a:stretch>
+                      <a:fillRect/>
+                    </a:stretch>
+                  </pic:blipFill>
+                  <pic:spPr>
+                    <a:xfrm>
+                      <a:off x="0" y="0"/>
+                      <a:ext cx="5029200" cy="3352800"/>
+                    </a:xfrm>
+                    <a:prstGeom prst="rect"/>
+                  </pic:spPr>
+                </pic:pic>
+              </a:graphicData>
+            </a:graphic>
+          </wp:inline>
+        </w:drawing>
+      </w:r>
+    </w:p>
+    <w:p>
+      <w:pPr>
+        <w:jc w:val="center"/>
+      </w:pPr>
+      <w:r>
+        <w:rPr>
+          <w:i/>
+          <w:sz w:val="18"/>
+        </w:rPr>
+        <w:t>Figure: fine-tuning loss curve on real PKLot data (25 epochs).</w:t>
+      </w:r>
+    </w:p>
+    <w:tbl>
+      <w:tblPr>
+        <w:tblStyle w:val="LightGrid-Accent1"/>
+        <w:tblW w:type="auto" w:w="0"/>
+        <w:jc w:val="center"/>
+        <w:tblLook w:firstColumn="1" w:firstRow="1" w:lastColumn="0" w:lastRow="0" w:noHBand="0" w:noVBand="1" w:val="04A0"/>
+      </w:tblPr>
+      <w:tblGrid>
+        <w:gridCol w:w="1440"/>
+        <w:gridCol w:w="1440"/>
+        <w:gridCol w:w="1440"/>
+        <w:gridCol w:w="1440"/>
+        <w:gridCol w:w="1440"/>
+        <w:gridCol w:w="1440"/>
+      </w:tblGrid>
+      <w:tr>
+        <w:tc>
+          <w:tcPr>
+            <w:tcW w:type="dxa" w:w="1440"/>
+          </w:tcPr>
+          <w:p>
+            <w:r>
+              <w:rPr>
+                <w:b/>
+              </w:rPr>
+              <w:t>Class</w:t>
+            </w:r>
+          </w:p>
+        </w:tc>
+        <w:tc>
+          <w:tcPr>
+            <w:tcW w:type="dxa" w:w="1440"/>
+          </w:tcPr>
+          <w:p>
+            <w:r>
+              <w:rPr>
+                <w:b/>
+              </w:rPr>
+              <w:t>GT instances</w:t>
+            </w:r>
+          </w:p>
+        </w:tc>
+        <w:tc>
+          <w:tcPr>
+            <w:tcW w:type="dxa" w:w="1440"/>
+          </w:tcPr>
+          <w:p>
+            <w:r>
+              <w:rPr>
+                <w:b/>
+              </w:rPr>
+              <w:t>AP@0.5</w:t>
+            </w:r>
+          </w:p>
+        </w:tc>
+        <w:tc>
+          <w:tcPr>
+            <w:tcW w:type="dxa" w:w="1440"/>
+          </w:tcPr>
+          <w:p>
+            <w:r>
+              <w:rPr>
+                <w:b/>
+              </w:rPr>
+              <w:t>Precision</w:t>
+            </w:r>
+          </w:p>
+        </w:tc>
+        <w:tc>
+          <w:tcPr>
+            <w:tcW w:type="dxa" w:w="1440"/>
+          </w:tcPr>
+          <w:p>
+            <w:r>
+              <w:rPr>
+                <w:b/>
+              </w:rPr>
+              <w:t>Recall</w:t>
+            </w:r>
+          </w:p>
+        </w:tc>
+        <w:tc>
+          <w:tcPr>
+            <w:tcW w:type="dxa" w:w="1440"/>
+          </w:tcPr>
+          <w:p>
+            <w:r>
+              <w:rPr>
+                <w:b/>
+              </w:rPr>
+              <w:t>F1</w:t>
+            </w:r>
+          </w:p>
+        </w:tc>
+      </w:tr>
+      <w:tr>
+        <w:tc>
+          <w:tcPr>
+            <w:tcW w:type="dxa" w:w="1440"/>
+          </w:tcPr>
+          <w:p>
+            <w:r>
+              <w:t>empty_spot</w:t>
+            </w:r>
+          </w:p>
+        </w:tc>
+        <w:tc>
+          <w:tcPr>
+            <w:tcW w:type="dxa" w:w="1440"/>
+          </w:tcPr>
+          <w:p>
+            <w:r>
+              <w:t>5,345</w:t>
+            </w:r>
+          </w:p>
+        </w:tc>
+        <w:tc>
+          <w:tcPr>
+            <w:tcW w:type="dxa" w:w="1440"/>
+          </w:tcPr>
+          <w:p>
+            <w:r>
+              <w:t>46.84%</w:t>
+            </w:r>
+          </w:p>
+        </w:tc>
+        <w:tc>
+          <w:tcPr>
+            <w:tcW w:type="dxa" w:w="1440"/>
+          </w:tcPr>
+          <w:p>
+            <w:r>
+              <w:t>77.6%</w:t>
+            </w:r>
+          </w:p>
+        </w:tc>
+        <w:tc>
+          <w:tcPr>
+            <w:tcW w:type="dxa" w:w="1440"/>
+          </w:tcPr>
+          <w:p>
+            <w:r>
+              <w:t>53.2%</w:t>
+            </w:r>
+          </w:p>
+        </w:tc>
+        <w:tc>
+          <w:tcPr>
+            <w:tcW w:type="dxa" w:w="1440"/>
+          </w:tcPr>
+          <w:p>
+            <w:r>
+              <w:t>63.1%</w:t>
+            </w:r>
+          </w:p>
+        </w:tc>
+      </w:tr>
+      <w:tr>
+        <w:tc>
+          <w:tcPr>
+            <w:tcW w:type="dxa" w:w="1440"/>
+          </w:tcPr>
+          <w:p>
+            <w:r>
+              <w:t>occupied_spot</w:t>
+            </w:r>
+          </w:p>
+        </w:tc>
+        <w:tc>
+          <w:tcPr>
+            <w:tcW w:type="dxa" w:w="1440"/>
+          </w:tcPr>
+          <w:p>
+            <w:r>
+              <w:t>4,975</w:t>
+            </w:r>
+          </w:p>
+        </w:tc>
+        <w:tc>
+          <w:tcPr>
+            <w:tcW w:type="dxa" w:w="1440"/>
+          </w:tcPr>
+          <w:p>
+            <w:r>
+              <w:t>48.59%</w:t>
+            </w:r>
+          </w:p>
+        </w:tc>
+        <w:tc>
+          <w:tcPr>
+            <w:tcW w:type="dxa" w:w="1440"/>
+          </w:tcPr>
+          <w:p>
+            <w:r>
+              <w:t>72.6%</w:t>
+            </w:r>
+          </w:p>
+        </w:tc>
+        <w:tc>
+          <w:tcPr>
+            <w:tcW w:type="dxa" w:w="1440"/>
+          </w:tcPr>
+          <w:p>
+            <w:r>
+              <w:t>57.1%</w:t>
+            </w:r>
+          </w:p>
+        </w:tc>
+        <w:tc>
+          <w:tcPr>
+            <w:tcW w:type="dxa" w:w="1440"/>
+          </w:tcPr>
+          <w:p>
+            <w:r>
+              <w:t>63.9%</w:t>
+            </w:r>
+          </w:p>
+        </w:tc>
+      </w:tr>
+      <w:tr>
+        <w:tc>
+          <w:tcPr>
+            <w:tcW w:type="dxa" w:w="1440"/>
+          </w:tcPr>
+          <w:p>
+            <w:r>
+              <w:t>mAP@0.5</w:t>
+            </w:r>
+          </w:p>
+        </w:tc>
+        <w:tc>
+          <w:tcPr>
+            <w:tcW w:type="dxa" w:w="1440"/>
+          </w:tcPr>
+          <w:p>
+            <w:r>
+              <w:t>—</w:t>
+            </w:r>
+          </w:p>
+        </w:tc>
+        <w:tc>
+          <w:tcPr>
+            <w:tcW w:type="dxa" w:w="1440"/>
+          </w:tcPr>
+          <w:p>
+            <w:r>
+              <w:t>47.71%</w:t>
+            </w:r>
+          </w:p>
+        </w:tc>
+        <w:tc>
+          <w:tcPr>
+            <w:tcW w:type="dxa" w:w="1440"/>
+          </w:tcPr>
+          <w:p>
+            <w:r>
+              <w:t>—</w:t>
+            </w:r>
+          </w:p>
+        </w:tc>
+        <w:tc>
+          <w:tcPr>
+            <w:tcW w:type="dxa" w:w="1440"/>
+          </w:tcPr>
+          <w:p>
+            <w:r>
+              <w:t>—</w:t>
+            </w:r>
+          </w:p>
+        </w:tc>
+        <w:tc>
+          <w:tcPr>
+            <w:tcW w:type="dxa" w:w="1440"/>
+          </w:tcPr>
+          <w:p>
+            <w:r>
+              <w:t>—</w:t>
+            </w:r>
+          </w:p>
+        </w:tc>
+      </w:tr>
+    </w:tbl>
+    <w:p>
+      <w:pPr>
+        <w:jc w:val="center"/>
+      </w:pPr>
+      <w:r>
+        <w:drawing>
+          <wp:inline xmlns:a="http://schemas.openxmlformats.org/drawingml/2006/main" xmlns:pic="http://schemas.openxmlformats.org/drawingml/2006/picture">
+            <wp:extent cx="5029200" cy="4191000"/>
+            <wp:docPr id="12" name="Picture 12"/>
+            <wp:cNvGraphicFramePr>
+              <a:graphicFrameLocks noChangeAspect="1"/>
+            </wp:cNvGraphicFramePr>
+            <a:graphic>
+              <a:graphicData uri="http://schemas.openxmlformats.org/drawingml/2006/picture">
+                <pic:pic>
+                  <pic:nvPicPr>
+                    <pic:cNvPr id="0" name="pr_curves.png"/>
+                    <pic:cNvPicPr/>
+                  </pic:nvPicPr>
+                  <pic:blipFill>
+                    <a:blip r:embed="rId20"/>
+                    <a:stretch>
+                      <a:fillRect/>
+                    </a:stretch>
+                  </pic:blipFill>
+                  <pic:spPr>
+                    <a:xfrm>
+                      <a:off x="0" y="0"/>
+                      <a:ext cx="5029200" cy="4191000"/>
+                    </a:xfrm>
+                    <a:prstGeom prst="rect"/>
+                  </pic:spPr>
+                </pic:pic>
+              </a:graphicData>
+            </a:graphic>
+          </wp:inline>
+        </w:drawing>
+      </w:r>
+    </w:p>
+    <w:p>
+      <w:pPr>
+        <w:jc w:val="center"/>
+      </w:pPr>
+      <w:r>
+        <w:rPr>
+          <w:i/>
+          <w:sz w:val="18"/>
+        </w:rPr>
+        <w:t>Figure: precision-recall on real data. Precision stays around 80-85% out to roughly recall 0.55, then falls sharply -- consistent with a recall ceiling set by the grid collision rate above, rather than a gradual quality falloff.</w:t>
+      </w:r>
+    </w:p>
+    <w:p>
+      <w:pPr>
+        <w:jc w:val="center"/>
+      </w:pPr>
+      <w:r>
+        <w:drawing>
+          <wp:inline xmlns:a="http://schemas.openxmlformats.org/drawingml/2006/main" xmlns:pic="http://schemas.openxmlformats.org/drawingml/2006/picture">
+            <wp:extent cx="5029200" cy="4470400"/>
+            <wp:docPr id="13" name="Picture 13"/>
+            <wp:cNvGraphicFramePr>
+              <a:graphicFrameLocks noChangeAspect="1"/>
+            </wp:cNvGraphicFramePr>
+            <a:graphic>
+              <a:graphicData uri="http://schemas.openxmlformats.org/drawingml/2006/picture">
+                <pic:pic>
+                  <pic:nvPicPr>
+                    <pic:cNvPr id="0" name="confusion_matrix.png"/>
+                    <pic:cNvPicPr/>
+                  </pic:nvPicPr>
+                  <pic:blipFill>
+                    <a:blip r:embed="rId21"/>
+                    <a:stretch>
+                      <a:fillRect/>
+                    </a:stretch>
+                  </pic:blipFill>
+                  <pic:spPr>
+                    <a:xfrm>
+                      <a:off x="0" y="0"/>
+                      <a:ext cx="5029200" cy="4470400"/>
+                    </a:xfrm>
+                    <a:prstGeom prst="rect"/>
+                  </pic:spPr>
+                </pic:pic>
+              </a:graphicData>
+            </a:graphic>
+          </wp:inline>
+        </w:drawing>
+      </w:r>
+    </w:p>
+    <w:p>
+      <w:pPr>
+        <w:jc w:val="center"/>
+      </w:pPr>
+      <w:r>
+        <w:rPr>
+          <w:i/>
+          <w:sz w:val="18"/>
+        </w:rPr>
+        <w:t>Figure: confusion matrix, localized real boxes only. (2988+2933)/(2988+234+109+2933) = 94.5% classification accuracy given correct localization -- almost identical in spirit to the synthetic result (99.86%). The real-data bottleneck is finding spots in a dense scene, not telling empty from occupied once found.</w:t>
+      </w:r>
+    </w:p>
+    <w:p>
+      <w:pPr>
+        <w:jc w:val="center"/>
+      </w:pPr>
+      <w:r>
+        <w:drawing>
+          <wp:inline xmlns:a="http://schemas.openxmlformats.org/drawingml/2006/main" xmlns:pic="http://schemas.openxmlformats.org/drawingml/2006/picture">
+            <wp:extent cx="5029200" cy="2828925"/>
+            <wp:docPr id="14" name="Picture 14"/>
+            <wp:cNvGraphicFramePr>
+              <a:graphicFrameLocks noChangeAspect="1"/>
+            </wp:cNvGraphicFramePr>
+            <a:graphic>
+              <a:graphicData uri="http://schemas.openxmlformats.org/drawingml/2006/picture">
+                <pic:pic>
+                  <pic:nvPicPr>
+                    <pic:cNvPr id="0" name="sample_06.jpg"/>
+                    <pic:cNvPicPr/>
+                  </pic:nvPicPr>
+                  <pic:blipFill>
+                    <a:blip r:embed="rId22"/>
+                    <a:stretch>
+                      <a:fillRect/>
+                    </a:stretch>
+                  </pic:blipFill>
+                  <pic:spPr>
+                    <a:xfrm>
+                      <a:off x="0" y="0"/>
+                      <a:ext cx="5029200" cy="2828925"/>
+                    </a:xfrm>
+                    <a:prstGeom prst="rect"/>
+                  </pic:spPr>
+                </pic:pic>
+              </a:graphicData>
+            </a:graphic>
+          </wp:inline>
+        </w:drawing>
+      </w:r>
+    </w:p>
+    <w:p>
+      <w:pPr>
+        <w:jc w:val="center"/>
+      </w:pPr>
+      <w:r>
+        <w:rPr>
+          <w:i/>
+          <w:sz w:val="18"/>
+        </w:rPr>
+        <w:t>Figure: real PKLot photo, fine-tuned detector output. Nearly every visible car is found with a tight box and high confidence, in a dense, cluttered real scene.</w:t>
+      </w:r>
+    </w:p>
+    <w:p>
+      <w:r>
+        <w:t>Takeaway: 47.71% mAP is a genuine, non-trivial real-data result -- far below the 98.71% synthetic figure, but a large, measured step up from Section 5.1's near-total zero-shot failure on a truly unfamiliar domain. The confusion matrix pinpoints exactly where the gap is: classification is essentially as reliable on real data as on synthetic (94.5% vs. 99.86%); the shortfall is almost entirely recall, driven by the one-box-per-cell design running out of capacity on real, dense lots. The clearest next architecture change is a finer grid or a multi-box-per-cell (anchor-based) head specifically for dense real deployments -- not a vague "needs more real data" -- since the grid collision math directly predicts most of the observed shortfall.</w:t>
       </w:r>
     </w:p>
     <w:p>
@@ -2586,7 +3132,7 @@
     </w:p>
     <w:p>
       <w:r>
-        <w:t>The occupancy classifier's real-data result (97.04% on PKLot) is also independently consistent with accuracy levels reported in the original PKLot and CNRPark-EXT research papers for the same per-spot classification task, which is an external benchmark beyond this project's own baselines.</w:t>
+        <w:t>The occupancy classifier's real-data result (98.69% on PKLot) is also independently consistent with (and slightly ahead of) accuracy levels reported in the original PKLot and CNRPark-EXT research papers for the same per-spot classification task, which is an external benchmark beyond this project's own baselines.</w:t>
       </w:r>
     </w:p>
     <w:p>
@@ -2619,6 +3165,11 @@
     <w:p>
       <w:r>
         <w:t>Staging the build around a synthetic dataset first paid off twice: it let the whole pipeline (data → model → API → UI) be validated cheaply before touching real data, and later, when the project needed to become a genuine object detector, the same generator only needed real position variance and COCO-style annotations added -- no new infrastructure. The detector reached 98.71% mAP and, per the confusion matrix, almost never confuses the two classes when it does localize a spot.</w:t>
+      </w:r>
+    </w:p>
+    <w:p>
+      <w:r>
+        <w:t>Recovering the raw PKLot COCO export (Sprint 5) and fine-tuning the synthetic-trained detector on it directly validated the transfer-learning approach: 47.71% mAP on real, dense, cluttered lot photos, with classification accuracy given correct localization (94.5%) almost matching the synthetic figure (99.86%). That the same pattern -- strong classification, weaker localization -- shows up in both synthetic and real evaluations is a good sign the model is learning something structural about the task, not overfitting to synthetic-image quirks.</w:t>
       </w:r>
     </w:p>
     <w:p>
@@ -2696,7 +3247,7 @@
         <w:pStyle w:val="ListBullet"/>
       </w:pPr>
       <w:r>
-        <w:t>Keep the raw PKLot COCO annotations (not just the derived crops) so the object detector could also be validated on real photos, not only synthetic ones -- this is the most important next step before treating the detector's real-world performance as proven.</w:t>
+        <w:t>Keep the raw PKLot COCO annotations from the start, rather than only the derived crops -- this was the single biggest gap after the OD pivot, and closing it (Sprint 5, Section 5.2) is what turned "the detector has never seen a real bounding box" into a genuine, measured 47.71% mAP result.</w:t>
       </w:r>
     </w:p>
     <w:p>
@@ -2712,7 +3263,7 @@
         <w:pStyle w:val="ListBullet"/>
       </w:pPr>
       <w:r>
-        <w:t>Fine-tune (not just synthetically train) the detector on real photos from the target deployment camera(s) before trusting it there -- the CNRPark-EXT test shows the coarse "cars roughly here" signal transfers, but precise per-spot localization and the empty_spot class do not, without seeing that camera's actual layout during training.</w:t>
+        <w:t>Move to a finer grid or a multi-box-per-cell (anchor-based) detection head before deploying on dense real lots -- Section 5.2 shows the real-data recall ceiling is set almost entirely by one-box-per-cell grid collisions (28.2% of real boxes dropped at 16x16 resolution), not by weak classification. This is now the clearest, most specific next step, backed by the collision-rate math rather than a general sense that "more real data would probably help."</w:t>
       </w:r>
     </w:p>
     <w:p>
@@ -2733,7 +3284,7 @@
     </w:p>
     <w:p>
       <w:r>
-        <w:t>This project delivers a working object detector, trained from scratch, that finds and classifies parking spots as "empty_spot" or "occupied_spot" directly in full, uncalibrated lot photos, reaching 98.71% mAP@0.5 on held-out synthetic validation data -- clearing a majority-class baseline (53.3%) and this project's own earlier classic-CV heuristic (82.7%) by a wide margin. A second, complementary pipeline (occupancy classifier + geometric misparking check), separately validated on real PKLot photographs at 97.04% accuracy in an earlier session, remains available for cameras with known, calibrated spot boundaries. Both are served live through a Flask REST API and a browser demo that accepts an uploaded photo of any parking lot. A qualitative test on 115 real CNRPark-EXT photos (Section 5.1) shows the detector carries over a coarse signal to real images but does not yet generalize precisely to a camera angle and marking style it has never seen -- fine-tuning on photos from the actual target camera(s) is the clear next step before production deployment, not an unexamined unknown.</w:t>
+        <w:t>This project delivers a working object detector, trained from scratch, that finds and classifies parking spots as "empty_spot" or "occupied_spot" directly in full, uncalibrated lot photos: 98.71% mAP@0.5 on synthetic validation data, and -- after fine-tuning on the real PKLot COCO export -- 47.71% mAP@0.5 on held-out real photographs, clearing a majority-class baseline (53.3%) and this project's own earlier classic-CV heuristic (82.7%) by a wide margin on classification, with the confusion matrix showing the real-data gap is concentrated in localization recall (a grid-resolution limitation on dense real lots), not classification reliability. A second, complementary pipeline (occupancy classifier + geometric misparking check) reaches 98.69% validation accuracy on the same real data, for cameras with known, calibrated spot boundaries. Both are served live through a Flask REST API and a browser demo that accepts an uploaded photo of any parking lot. A qualitative zero-shot test on 115 real CNRPark-EXT photos (a genuinely unfamiliar camera angle and marking style) shows this transfer does not happen for free -- the detector needs to see data resembling its deployment camera, as Section 5.2 demonstrates it can learn to do quickly (25 fine-tuning epochs) once given the chance. The clear next step is a finer-grained or anchor-based detection head for dense real deployments, not further validation of whether real data helps at all.</w:t>
       </w:r>
     </w:p>
     <w:p>
